--- a/OPTIRUTA.docx
+++ b/OPTIRUTA.docx
@@ -135,10 +135,7 @@
         <w:jc w:val="center"/>
       </w:pPr>
       <w:r>
-        <w:t>NRC: 8</w:t>
-      </w:r>
-      <w:r>
-        <w:t>1388</w:t>
+        <w:t>NRC: 81388</w:t>
       </w:r>
     </w:p>
     <w:p>
@@ -963,17 +960,12 @@
         <w:t xml:space="preserve"> </w:t>
       </w:r>
       <w:proofErr w:type="spellStart"/>
-      <w:proofErr w:type="gramStart"/>
       <w:r>
         <w:t>bt</w:t>
       </w:r>
       <w:proofErr w:type="spellEnd"/>
       <w:r>
-        <w:t>(</w:t>
-      </w:r>
-      <w:proofErr w:type="gramEnd"/>
-      <w:r>
-        <w:t>actual, visitados, distancia):</w:t>
+        <w:t>(actual, visitados, distancia):</w:t>
       </w:r>
     </w:p>
     <w:p/>
@@ -1024,10 +1016,7 @@
     </w:p>
     <w:p>
       <w:r>
-        <w:t xml:space="preserve">        desmarcar</w:t>
-      </w:r>
-      <w:r>
-        <w:t>.</w:t>
+        <w:t xml:space="preserve">        desmarcar.</w:t>
       </w:r>
     </w:p>
     <w:p/>
@@ -2073,21 +2062,12 @@
                 <w:bCs/>
               </w:rPr>
             </w:pPr>
-            <w:proofErr w:type="gramStart"/>
             <w:r>
               <w:rPr>
                 <w:b/>
                 <w:bCs/>
               </w:rPr>
-              <w:t>O(</w:t>
-            </w:r>
-            <w:proofErr w:type="gramEnd"/>
-            <w:r>
-              <w:rPr>
-                <w:b/>
-                <w:bCs/>
-              </w:rPr>
-              <w:t>n log n)</w:t>
+              <w:t>O(n log n)</w:t>
             </w:r>
           </w:p>
         </w:tc>
@@ -2203,23 +2183,7 @@
                 <w:b/>
                 <w:bCs/>
               </w:rPr>
-              <w:t>O(</w:t>
-            </w:r>
-            <w:proofErr w:type="gramStart"/>
-            <w:r>
-              <w:rPr>
-                <w:b/>
-                <w:bCs/>
-              </w:rPr>
-              <w:t>n!</w:t>
-            </w:r>
-            <w:proofErr w:type="gramEnd"/>
-            <w:r>
-              <w:rPr>
-                <w:b/>
-                <w:bCs/>
-              </w:rPr>
-              <w:t>)</w:t>
+              <w:t>O(n!)</w:t>
             </w:r>
           </w:p>
         </w:tc>
@@ -2808,12 +2772,37 @@
     </w:p>
     <w:p>
       <w:pPr>
+        <w:rPr>
+          <w:b/>
+          <w:bCs/>
+        </w:rPr>
+      </w:pPr>
+      <w:r>
+        <w:rPr>
+          <w:b/>
+          <w:bCs/>
+        </w:rPr>
+        <w:t>LINK VIDEO</w:t>
+      </w:r>
+      <w:r>
+        <w:rPr>
+          <w:b/>
+          <w:bCs/>
+        </w:rPr>
+        <w:t>:</w:t>
+      </w:r>
+    </w:p>
+    <w:p>
+      <w:pPr>
         <w:ind w:firstLine="708"/>
         <w:rPr>
           <w:b/>
           <w:bCs/>
         </w:rPr>
       </w:pPr>
+      <w:r>
+        <w:t>https://youtu.be/QGK4HBqpZkM</w:t>
+      </w:r>
     </w:p>
     <w:p>
       <w:pPr>
@@ -2988,25 +2977,33 @@
     </w:p>
     <w:p>
       <w:pPr>
-        <w:rPr>
-          <w:b/>
-          <w:bCs/>
-        </w:rPr>
-      </w:pPr>
-    </w:p>
-    <w:p>
-      <w:pPr>
-        <w:rPr>
-          <w:b/>
-          <w:bCs/>
-        </w:rPr>
-      </w:pPr>
-      <w:r>
-        <w:rPr>
-          <w:b/>
-          <w:bCs/>
-        </w:rPr>
-        <w:lastRenderedPageBreak/>
+        <w:ind w:firstLine="708"/>
+        <w:rPr>
+          <w:b/>
+          <w:bCs/>
+        </w:rPr>
+      </w:pPr>
+    </w:p>
+    <w:p>
+      <w:pPr>
+        <w:rPr>
+          <w:b/>
+          <w:bCs/>
+        </w:rPr>
+      </w:pPr>
+    </w:p>
+    <w:p>
+      <w:pPr>
+        <w:rPr>
+          <w:b/>
+          <w:bCs/>
+        </w:rPr>
+      </w:pPr>
+      <w:r>
+        <w:rPr>
+          <w:b/>
+          <w:bCs/>
+        </w:rPr>
         <w:t>Referencias</w:t>
       </w:r>
     </w:p>
@@ -4884,6 +4881,7 @@
   <w:style w:type="character" w:default="1" w:styleId="Fuentedeprrafopredeter">
     <w:name w:val="Default Paragraph Font"/>
     <w:uiPriority w:val="1"/>
+    <w:semiHidden/>
     <w:unhideWhenUsed/>
   </w:style>
   <w:style w:type="table" w:default="1" w:styleId="Tablanormal">
